--- a/extrakty/doc/TC278WG12/extract_24535_(2010).docx
+++ b/extrakty/doc/TC278WG12/extract_24535_(2010).docx
@@ -185,7 +185,7 @@
         <w:rPr>
           <w:rFonts w:eastAsia="Arial"/>
         </w:rPr>
-        <w:t>Tato norma zavádí jednoduchý systém pro „základní identifikaci elektronické registrace” („základní ERI”) v rámci inteligentních dopravních systém ů. Systém „základní ERI“ je definován se zabezpečením přiměřeným informaci, která je v současné době dostupná manuálně (jako je SPZ a/nebo data VIN). Tato mezinárodní norma nemá za ú čel poskytovat vysoké úrovně bezpečnosti, autentizace a důvěryhodnosti požadované pro některé administrativní úkony (pro takové, vyžadující vysoce zabezpečené systémy se všemi hlavními charakteristikami, se doporučuje postupovat podle EN ISO 24534-4 nebo EN ISO 24534-5).</w:t>
+        <w:t xml:space="preserve">Tato norma zavádí jednoduchý systém pro „základní identifikaci elektronické registrace” („základní ERI”) v rámci inteligentních dopravních systémů. Systém „základní ERI“ je definován se zabezpečením přiměřeným informaci, která je v současné době dostupná manuálně (jako je SPZ a/nebo data VIN). Tato mezinárodní norma nemá za ú čel poskytovat vysoké úrovně bezpečnosti, autentizace a důvěryhodnosti požadované pro některé administrativní úkony (pro takové, vyžadující vysoce zabezpečené systémy se všemi hlavními charakteristikami, se doporučuje postupovat podle EN ISO 24534-4 nebo EN ISO 24534-5).</w:t>
       </w:r>
     </w:p>
     <w:p>
@@ -333,7 +333,7 @@
           <w:sz w:val="19"/>
           <w:szCs w:val="19"/>
         </w:rPr>
-        <w:t xml:space="preserve"> jiných uživatel ů</w:t>
+        <w:t xml:space="preserve"> jiných uživatelů</w:t>
       </w:r>
       <w:r>
         <w:rPr>
@@ -353,7 +353,7 @@
         <w:rPr>
           <w:rFonts w:eastAsia="Arial"/>
         </w:rPr>
-        <w:t>Data identifikace vždy zahrnují jedinečný identifikátor vozidla a také mohou obsahovat jin á data běžně se vyskytující v certifikátu registrace vozidla a další data spojená s konkrétními aplikacemi.</w:t>
+        <w:t xml:space="preserve">Data identifikace vždy zahrnují jedinečný identifikátor vozidla a také mohou obsahovat jiná data běžně se vyskytující v certifikátu registrace vozidla a další data spojená s konkrétními aplikacemi.</w:t>
       </w:r>
     </w:p>
     <w:p>
@@ -505,13 +505,13 @@
           <w:rFonts w:eastAsia="Arial"/>
           <w:u w:val="single"/>
         </w:rPr>
-        <w:t>ale nevyžaduje</w:t>
-      </w:r>
-      <w:r>
-        <w:rPr>
-          <w:rFonts w:eastAsia="Arial"/>
-        </w:rPr>
-        <w:t xml:space="preserve"> , uložení doplňkových dat o vozidle vztažených k jedinečnému identifikátoru vozidla. Je konzistentní s architekturou ERI specifikovanou v EN ISO 24534-1</w:t>
+        <w:t xml:space="preserve">ale nevyžaduje,</w:t>
+      </w:r>
+      <w:r>
+        <w:rPr>
+          <w:rFonts w:eastAsia="Arial"/>
+        </w:rPr>
+        <w:t xml:space="preserve"> uložení doplňkových dat o vozidle vztažených k jedinečnému identifikátoru vozidla. Je konzistentní s architekturou ERI specifikovanou v EN ISO 24534-1</w:t>
       </w:r>
       <w:bookmarkStart w:id="0" w:name="page2"/>
       <w:bookmarkEnd w:id="0"/>
@@ -523,7 +523,7 @@
         <w:rPr>
           <w:rFonts w:eastAsia="Arial"/>
         </w:rPr>
-        <w:t>a s datovou koncepcí stanovenou v EN ISO 24534-3, ale nemusí spolupracovat s pokročilými (pln ě vybavenými) komunikačními systémy ERI uvedenými v EN ISO 24534-4 nebo EN ISO 24534-5.</w:t>
+        <w:t xml:space="preserve">a s datovou koncepcí stanovenou v EN ISO 24534-3, ale nemusí spolupracovat s pokročilými (plně vybavenými) komunikačními systémy ERI uvedenými v EN ISO 24534-4 nebo EN ISO 24534-5.</w:t>
       </w:r>
     </w:p>
     <w:p>
@@ -593,7 +593,7 @@
         <w:rPr>
           <w:rFonts w:eastAsia="Arial"/>
         </w:rPr>
-        <w:t>používání datových koncept  ů konzistentních s EN ISO 24534-3;</w:t>
+        <w:t xml:space="preserve">používání datových konceptů konzistentních s EN ISO 24534-3;</w:t>
       </w:r>
     </w:p>
     <w:p>
@@ -1447,7 +1447,7 @@
         <w:rPr>
           <w:rFonts w:eastAsia="Arial" w:cs="Arial"/>
         </w:rPr>
-        <w:t>Postupy registrace musí být podle postup ů definovaných v EN ISO 14816.</w:t>
+        <w:t xml:space="preserve">Postupy registrace musí být podle postupů definovaných v EN ISO 14816.</w:t>
       </w:r>
     </w:p>
     <w:p>

--- a/extrakty/doc/TC278WG12/extract_24535_(2010).docx
+++ b/extrakty/doc/TC278WG12/extract_24535_(2010).docx
@@ -202,6 +202,18 @@
     </w:p>
     <w:p>
       <w:pPr>
+        <w:pStyle w:val="Textnormy"/>
+        <w:rPr/>
+      </w:pPr>
+      <w:r>
+        <w:rPr>
+          <w:rFonts w:eastAsia="Arial"/>
+        </w:rPr>
+        <w:t xml:space="preserve">Poznámka: Extrakt uvádí vybrané kapitoly popisovaného dokumentu a přejímá původní číslování kapitol.</w:t>
+      </w:r>
+    </w:p>
+    <w:p>
+      <w:pPr>
         <w:pStyle w:val="Heading1"/>
         <w:ind w:hanging="0" w:start="0"/>
         <w:rPr>
@@ -368,44 +380,17 @@
         <w:rPr>
           <w:rFonts w:eastAsia="Arial"/>
         </w:rPr>
-        <w:t>Souvisící normy</w:t>
-      </w:r>
-    </w:p>
-    <w:p>
-      <w:pPr>
-        <w:pStyle w:val="Textnormy"/>
-        <w:rPr/>
-      </w:pPr>
-      <w:r>
-        <w:rPr>
-          <w:rFonts w:eastAsia="Arial"/>
-        </w:rPr>
-        <w:t>V kapitole 3 normy jsou uvedeny dokumenty, které souvisí s užitím této normy. Jsou to jak normy definující plně funkční ERI 24534-1 až 5, tak i normy zabývající se komunikací, její bezpečností, požadavky na elektromagnetickou kompatibilitu atp.</w:t>
-      </w:r>
-    </w:p>
-    <w:p>
-      <w:pPr>
-        <w:pStyle w:val="Heading1"/>
-        <w:ind w:hanging="0" w:start="0"/>
-        <w:rPr>
-          <w:sz w:val="20"/>
-        </w:rPr>
-      </w:pPr>
-      <w:r>
-        <w:rPr>
-          <w:rFonts w:eastAsia="Arial"/>
-        </w:rPr>
-        <w:t>1</w:t>
-      </w:r>
-      <w:r>
-        <w:rPr/>
-        <w:t> </w:t>
-      </w:r>
-      <w:r>
-        <w:rPr>
-          <w:rFonts w:eastAsia="Arial"/>
-        </w:rPr>
-        <w:t>Předmět normy</w:t>
+        <w:t xml:space="preserve">1 Předmět normy</w:t>
+      </w:r>
+      <w:r>
+        <w:rPr/>
+        <w:t/>
+      </w:r>
+      <w:r>
+        <w:rPr>
+          <w:rFonts w:eastAsia="Arial"/>
+        </w:rPr>
+        <w:t/>
       </w:r>
     </w:p>
     <w:p>
@@ -647,17 +632,7 @@
         <w:rPr>
           <w:rFonts w:eastAsia="Arial"/>
         </w:rPr>
-        <w:t>2</w:t>
-      </w:r>
-      <w:r>
-        <w:rPr/>
-        <w:t> </w:t>
-      </w:r>
-      <w:r>
-        <w:rPr>
-          <w:rFonts w:eastAsia="Arial"/>
-        </w:rPr>
-        <w:t>Shoda</w:t>
+        <w:t>Souvisící normy</w:t>
       </w:r>
     </w:p>
     <w:p>
@@ -669,7 +644,7 @@
         <w:rPr>
           <w:rFonts w:eastAsia="Arial"/>
         </w:rPr>
-        <w:t>Tato kapitola definuje potřebu národních akreditovaných zkoušek pro shodu s tímto systémem. Dále také nutnost použití ověřovacích postupů funkčních charakteristik, pokud existují.</w:t>
+        <w:t>V kapitole 3 normy jsou uvedeny dokumenty, které souvisí s užitím této normy. Jsou to jak normy definující plně funkční ERI 24534-1 až 5, tak i normy zabývající se komunikací, její bezpečností, požadavky na elektromagnetickou kompatibilitu atp.</w:t>
       </w:r>
     </w:p>
     <w:p>
@@ -684,17 +659,17 @@
         <w:rPr>
           <w:rFonts w:eastAsia="Arial"/>
         </w:rPr>
-        <w:t>4</w:t>
-      </w:r>
-      <w:r>
-        <w:rPr/>
-        <w:t> </w:t>
-      </w:r>
-      <w:r>
-        <w:rPr>
-          <w:rFonts w:eastAsia="Arial"/>
-        </w:rPr>
-        <w:t>Termíny a definice</w:t>
+        <w:t xml:space="preserve">4 Termíny a definice</w:t>
+      </w:r>
+      <w:r>
+        <w:rPr/>
+        <w:t/>
+      </w:r>
+      <w:r>
+        <w:rPr>
+          <w:rFonts w:eastAsia="Arial"/>
+        </w:rPr>
+        <w:t/>
       </w:r>
     </w:p>
     <w:p>
@@ -849,6 +824,18 @@
     </w:p>
     <w:p>
       <w:pPr>
+        <w:pStyle w:val="Textnormy"/>
+        <w:rPr/>
+      </w:pPr>
+      <w:r>
+        <w:rPr>
+          <w:rFonts w:eastAsia="Arial"/>
+        </w:rPr>
+        <w:t xml:space="preserve">Další termíny a zkratky z oboru ITS jsou obsaženy ve slovníku ITS terminology.</w:t>
+      </w:r>
+    </w:p>
+    <w:p>
+      <w:pPr>
         <w:pStyle w:val="Heading1"/>
         <w:ind w:hanging="0" w:start="0"/>
         <w:rPr>
@@ -859,17 +846,17 @@
         <w:rPr>
           <w:rFonts w:eastAsia="Arial"/>
         </w:rPr>
-        <w:t>5</w:t>
-      </w:r>
-      <w:r>
-        <w:rPr/>
-        <w:t> </w:t>
-      </w:r>
-      <w:r>
-        <w:rPr>
-          <w:rFonts w:eastAsia="Arial"/>
-        </w:rPr>
-        <w:t>Zkratky</w:t>
+        <w:t xml:space="preserve">5 Symboly a zkratky</w:t>
+      </w:r>
+      <w:r>
+        <w:rPr/>
+        <w:t/>
+      </w:r>
+      <w:r>
+        <w:rPr>
+          <w:rFonts w:eastAsia="Arial"/>
+        </w:rPr>
+        <w:t/>
       </w:r>
     </w:p>
     <w:p>
@@ -966,6 +953,55 @@
           <w:rFonts w:eastAsia="Arial" w:cs="Arial"/>
         </w:rPr>
         <w:t>identifikační číslo vozidla</w:t>
+      </w:r>
+    </w:p>
+    <w:p>
+      <w:pPr>
+        <w:pStyle w:val="Textnormy"/>
+        <w:rPr/>
+      </w:pPr>
+      <w:r>
+        <w:rPr>
+          <w:rFonts w:eastAsia="Arial"/>
+        </w:rPr>
+        <w:t xml:space="preserve">Další termíny a zkratky z oboru ITS jsou obsaženy ve slovníku ITS terminology (www.ITSterminology.org).</w:t>
+      </w:r>
+    </w:p>
+    <w:p>
+      <w:pPr>
+        <w:pStyle w:val="Heading1"/>
+        <w:ind w:hanging="0" w:start="0"/>
+        <w:rPr>
+          <w:sz w:val="20"/>
+        </w:rPr>
+      </w:pPr>
+      <w:r>
+        <w:rPr>
+          <w:rFonts w:eastAsia="Arial"/>
+        </w:rPr>
+        <w:t>2</w:t>
+      </w:r>
+      <w:r>
+        <w:rPr/>
+        <w:t> </w:t>
+      </w:r>
+      <w:r>
+        <w:rPr>
+          <w:rFonts w:eastAsia="Arial"/>
+        </w:rPr>
+        <w:t>Shoda</w:t>
+      </w:r>
+    </w:p>
+    <w:p>
+      <w:pPr>
+        <w:pStyle w:val="Textnormy"/>
+        <w:rPr/>
+      </w:pPr>
+      <w:r>
+        <w:rPr>
+          <w:rFonts w:eastAsia="Arial"/>
+        </w:rPr>
+        <w:t>Tato kapitola definuje potřebu národních akreditovaných zkoušek pro shodu s tímto systémem. Dále také nutnost použití ověřovacích postupů funkčních charakteristik, pokud existují.</w:t>
       </w:r>
     </w:p>
     <w:p>

--- a/extrakty/doc/TC278WG12/extract_24535_(2010).docx
+++ b/extrakty/doc/TC278WG12/extract_24535_(2010).docx
@@ -158,7 +158,7 @@
       </w:pPr>
       <w:r>
         <w:rPr/>
-        <w:t>15 stran</w:t>
+        <w:t xml:space="preserve">Vydána 2007, 15 stran</w:t>
       </w:r>
     </w:p>
     <w:p>

--- a/extrakty/doc/TC278WG12/extract_24535_(2010).docx
+++ b/extrakty/doc/TC278WG12/extract_24535_(2010).docx
@@ -32,7 +32,7 @@
           <w:sz w:val="40"/>
           <w:szCs w:val="40"/>
         </w:rPr>
-        <w:t>EXTRAKT z české technické normy</w:t>
+        <w:t xml:space="preserve">EXTRAKT z mezinárodní normy ISO</w:t>
       </w:r>
     </w:p>
     <w:p>
@@ -125,9 +125,9 @@
             </w:pPr>
             <w:r>
               <w:rPr/>
-              <w:t>ČSN ISO 24535</w:t>
+              <w:t xml:space="preserve">ISO 24535</w:t>
               <w:br/>
-              <w:t xml:space="preserve"> </w:t>
+              <w:t xml:space="preserve"/>
             </w:r>
           </w:p>
           <w:p>
@@ -138,7 +138,7 @@
             </w:pPr>
             <w:r>
               <w:rPr/>
-              <w:t>01 8345</w:t>
+              <w:t xml:space="preserve"/>
             </w:r>
           </w:p>
         </w:tc>
@@ -158,7 +158,7 @@
       </w:pPr>
       <w:r>
         <w:rPr/>
-        <w:t xml:space="preserve">Vydána 2007, 15 stran</w:t>
+        <w:t xml:space="preserve">Vydána 2007, 11 stran</w:t>
       </w:r>
     </w:p>
     <w:p>
